--- a/dokumentation/01_codeanalyse_und_anforderungen.docx
+++ b/dokumentation/01_codeanalyse_und_anforderungen.docx
@@ -4358,7 +4358,7 @@
     <w:p>
       <w:pPr/>
       <w:r>
-        <w:t>Offener Prüfpunkt: Für einen vollständig konformen AP08-Nachweis müssen die SHA-256-Prüfsummen der Dateien ausgangsmaterial/pacman-master.zip und ausgangsmaterial/docker.zip zusätzlich in textdateien/ausgangsmaterial_pruefsummen.txt dokumentiert werden. Solange diese beiden Werte nicht technisch geprüft wurden, werden sie in diesem Dokument nicht erfunden.</w:t>
+        <w:t xml:space="preserve">Aktualisierung: Die SHA-256-Prüfsummen der beiden unveränderten Originalarchive sind in textdateien/ausgangsmaterial_pruefsummen.txt dokumentiert und wurden verifiziert: pacman-master.zip = 12fadef5820cf524163f822dbb783276198d81af4990c7955867d7159ca5fb70; docker.zip = 996585d0ec3fd73aa9f0ea0a444aaf5a7dd71e0e519917fa4c0bf4c6a3d0d4af. Der AP08-Integritätsnachweis der Originalarchive ist damit vollständig erbracht.</w:t>
       </w:r>
     </w:p>
     <w:tbl>
@@ -4659,7 +4659,7 @@
     </w:p>
     <w:p>
       <w:r>
-        <w:t>Nachweise: daten/codeanalyse.csv, textdateien/ausgangsmaterial_pruefsummen.txt sowie technische Screenshots unter screenshots/01_codeanalyse/. Der noch gesondert zu verifizierende AP08-Punkt ist der SHA-256-Nachweis der beiden unveränderten Originalarchive pacman-master.zip und docker.zip.</w:t>
+        <w:t>Nachweise: daten/codeanalyse.csv, textdateien/ausgangsmaterial_pruefsummen.txt sowie technische Screenshots unter screenshots/01_codeanalyse/. Der SHA-256-Nachweis der beiden unveränderten Originalarchive pacman-master.zip und docker.zip liegt vollständig vor (siehe textdateien/ausgangsmaterial_pruefsummen.txt).</w:t>
       </w:r>
     </w:p>
     <w:sectPr>
